--- a/0006_vendors_management/0006_vendors_management.docx
+++ b/0006_vendors_management/0006_vendors_management.docx
@@ -7695,7 +7695,53 @@
         <w:t xml:space="preserve">vendor_invites.status='claimed'</w:t>
       </w:r>
       <w:r>
-        <w:t xml:space="preserve">. The couple’s 0019 chat surface unlocks automatically.</w:t>
+        <w:t xml:space="preserve">. The same transaction also inserts a</w:t>
+      </w:r>
+      <w:r>
+        <w:t xml:space="preserve"> </w:t>
+      </w:r>
+      <w:r>
+        <w:rPr>
+          <w:rStyle w:val="VerbatimChar"/>
+        </w:rPr>
+        <w:t xml:space="preserve">vendor_follows</w:t>
+      </w:r>
+      <w:r>
+        <w:t xml:space="preserve"> </w:t>
+      </w:r>
+      <w:r>
+        <w:t xml:space="preserve">row per</w:t>
+      </w:r>
+      <w:r>
+        <w:t xml:space="preserve"> </w:t>
+      </w:r>
+      <w:r>
+        <w:rPr>
+          <w:b/>
+          <w:bCs/>
+        </w:rPr>
+        <w:t xml:space="preserve">0019 § Booking-implies-follow auto-insert</w:t>
+      </w:r>
+      <w:r>
+        <w:t xml:space="preserve"> </w:t>
+      </w:r>
+      <w:r>
+        <w:t xml:space="preserve">so the couple’s</w:t>
+      </w:r>
+      <w:r>
+        <w:t xml:space="preserve"> </w:t>
+      </w:r>
+      <w:r>
+        <w:rPr>
+          <w:rStyle w:val="VerbatimChar"/>
+        </w:rPr>
+        <w:t xml:space="preserve">Message</w:t>
+      </w:r>
+      <w:r>
+        <w:t xml:space="preserve"> </w:t>
+      </w:r>
+      <w:r>
+        <w:t xml:space="preserve">button enables immediately without a separate follow step. The couple’s 0019 chat surface unlocks automatically.</w:t>
       </w:r>
     </w:p>
     <w:p>
@@ -7801,7 +7847,25 @@
         <w:t xml:space="preserve">event_vendor_relationships.marketplace_vendor_id</w:t>
       </w:r>
       <w:r>
-        <w:t xml:space="preserve">. The existing vendor receives a 0019 system notification that the couple has connected.</w:t>
+        <w:t xml:space="preserve"> </w:t>
+      </w:r>
+      <w:r>
+        <w:t xml:space="preserve">(same transaction also writes the</w:t>
+      </w:r>
+      <w:r>
+        <w:t xml:space="preserve"> </w:t>
+      </w:r>
+      <w:r>
+        <w:rPr>
+          <w:rStyle w:val="VerbatimChar"/>
+        </w:rPr>
+        <w:t xml:space="preserve">vendor_follows</w:t>
+      </w:r>
+      <w:r>
+        <w:t xml:space="preserve"> </w:t>
+      </w:r>
+      <w:r>
+        <w:t xml:space="preserve">row per 0019). The existing vendor receives a 0019 system notification that the couple has connected.</w:t>
       </w:r>
     </w:p>
     <w:p>

--- a/0006_vendors_management/0006_vendors_management.docx
+++ b/0006_vendors_management/0006_vendors_management.docx
@@ -2,7 +2,7 @@
 <file path=word/document.xml><?xml version="1.0" encoding="utf-8"?>
 <w:document xmlns:w="http://schemas.openxmlformats.org/wordprocessingml/2006/main" xmlns:m="http://schemas.openxmlformats.org/officeDocument/2006/math" xmlns:r="http://schemas.openxmlformats.org/officeDocument/2006/relationships" xmlns:o="urn:schemas-microsoft-com:office:office" xmlns:v="urn:schemas-microsoft-com:vml" xmlns:w10="urn:schemas-microsoft-com:office:word" xmlns:a="http://schemas.openxmlformats.org/drawingml/2006/main" xmlns:pic="http://schemas.openxmlformats.org/drawingml/2006/picture" xmlns:wp="http://schemas.openxmlformats.org/drawingml/2006/wordprocessingDrawing">
   <w:body>
-    <w:bookmarkStart w:id="83" w:name="vendors-management"/>
+    <w:bookmarkStart w:id="84" w:name="vendors-management"/>
     <w:p>
       <w:pPr>
         <w:pStyle w:val="Heading1"/>
@@ -2238,7 +2238,7 @@
     </w:p>
     <w:bookmarkEnd w:id="20"/>
     <w:bookmarkEnd w:id="21"/>
-    <w:bookmarkStart w:id="36" w:name="data-model"/>
+    <w:bookmarkStart w:id="37" w:name="data-model"/>
     <w:p>
       <w:pPr>
         <w:pStyle w:val="Heading2"/>
@@ -2247,7 +2247,7 @@
         <w:t xml:space="preserve">Data model</w:t>
       </w:r>
     </w:p>
-    <w:bookmarkStart w:id="22" w:name="canonical_services-hardcoded-enum"/>
+    <w:bookmarkStart w:id="23" w:name="canonical_services-hardcoded-enum"/>
     <w:p>
       <w:pPr>
         <w:pStyle w:val="Heading3"/>
@@ -2566,40 +2566,35 @@
         </w:rPr>
         <w:t xml:space="preserve">honeymoon_planner</w:t>
       </w:r>
+      <w:r>
+        <w:br/>
+      </w:r>
+      <w:r>
+        <w:rPr>
+          <w:rStyle w:val="VerbatimChar"/>
+        </w:rPr>
+        <w:t xml:space="preserve">digital_services</w:t>
+      </w:r>
     </w:p>
     <w:p>
       <w:pPr>
         <w:pStyle w:val="FirstParagraph"/>
       </w:pPr>
       <w:r>
-        <w:t xml:space="preserve">(28 canonical services. Order roughly matches wedding-planning priority. Final list reviewed in HTML mockup; add/remove via PR.)</w:t>
+        <w:t xml:space="preserve">(29 canonical services. Order roughly matches wedding-planning priority. Final list reviewed in HTML mockup; add/remove via PR.)</w:t>
       </w:r>
     </w:p>
     <w:p>
       <w:pPr>
         <w:pStyle w:val="BodyText"/>
       </w:pPr>
-      <w:r>
-        <w:rPr>
-          <w:b/>
-          <w:bCs/>
-        </w:rPr>
-        <w:t xml:space="preserve">Note on</w:t>
-      </w:r>
-      <w:r>
-        <w:rPr>
-          <w:b/>
-          <w:bCs/>
-        </w:rPr>
-        <w:t xml:space="preserve"> </w:t>
-      </w:r>
       <w:r>
         <w:rPr>
           <w:rStyle w:val="VerbatimChar"/>
           <w:b/>
           <w:bCs/>
         </w:rPr>
-        <w:t xml:space="preserve">wedding_coordination</w:t>
+        <w:t xml:space="preserve">digital_services</w:t>
       </w:r>
       <w:r>
         <w:rPr>
@@ -2613,13 +2608,13 @@
           <w:b/>
           <w:bCs/>
         </w:rPr>
-        <w:t xml:space="preserve">(locked 2026-05-12):</w:t>
-      </w:r>
-      <w:r>
-        <w:t xml:space="preserve"> </w:t>
-      </w:r>
-      <w:r>
-        <w:t xml:space="preserve">Wedding coordinators register as a regular vendor under this canonical key and use the same 0022 vendor dashboard as photographers, caterers, and every other category — there is</w:t>
+        <w:t xml:space="preserve">added 2026-06-03</w:t>
+      </w:r>
+      <w:r>
+        <w:t xml:space="preserve"> </w:t>
+      </w:r>
+      <w:r>
+        <w:t xml:space="preserve">— the marketplace</w:t>
       </w:r>
       <w:r>
         <w:t xml:space="preserve"> </w:t>
@@ -2629,21 +2624,55 @@
           <w:b/>
           <w:bCs/>
         </w:rPr>
-        <w:t xml:space="preserve">no separate</w:t>
+        <w:t xml:space="preserve">Design › Digital Services</w:t>
+      </w:r>
+      <w:r>
+        <w:t xml:space="preserve"> </w:t>
+      </w:r>
+      <w:r>
+        <w:t xml:space="preserve">child (the Setnayan digital-productions tile: Pakanta · Animated Monogram · Pro Website · Live Venue Photo Wall · Pailaw). It is a</w:t>
+      </w:r>
+      <w:r>
+        <w:t xml:space="preserve"> </w:t>
       </w:r>
       <w:r>
         <w:rPr>
           <w:b/>
           <w:bCs/>
         </w:rPr>
-        <w:t xml:space="preserve"> </w:t>
-      </w:r>
+        <w:t xml:space="preserve">generic, vendor-listable</w:t>
+      </w:r>
+      <w:r>
+        <w:t xml:space="preserve"> </w:t>
+      </w:r>
+      <w:r>
+        <w:t xml:space="preserve">category — 3rd-party monogram designers / wedding-website builders / LED-content studios can register under it, with the 5 Setnayan services surfacing as options inside. Full per-surface mapping:</w:t>
+      </w:r>
+      <w:r>
+        <w:t xml:space="preserve"> </w:t>
+      </w:r>
+      <w:hyperlink r:id="rId22">
+        <w:r>
+          <w:rPr>
+            <w:rStyle w:val="Hyperlink"/>
+          </w:rPr>
+          <w:t xml:space="preserve">Digital_Services_Cross_Surface_Map_2026-06-03.md</w:t>
+        </w:r>
+      </w:hyperlink>
+      <w:r>
+        <w:t xml:space="preserve">.</w:t>
+      </w:r>
+    </w:p>
+    <w:p>
+      <w:pPr>
+        <w:pStyle w:val="BodyText"/>
+      </w:pPr>
       <w:r>
         <w:rPr>
           <w:b/>
           <w:bCs/>
         </w:rPr>
-        <w:t xml:space="preserve">“coordinator”</w:t>
+        <w:t xml:space="preserve">Note on</w:t>
       </w:r>
       <w:r>
         <w:rPr>
@@ -2654,17 +2683,76 @@
       </w:r>
       <w:r>
         <w:rPr>
+          <w:rStyle w:val="VerbatimChar"/>
           <w:b/>
           <w:bCs/>
         </w:rPr>
+        <w:t xml:space="preserve">wedding_coordination</w:t>
+      </w:r>
+      <w:r>
+        <w:rPr>
+          <w:b/>
+          <w:bCs/>
+        </w:rPr>
+        <w:t xml:space="preserve"> </w:t>
+      </w:r>
+      <w:r>
+        <w:rPr>
+          <w:b/>
+          <w:bCs/>
+        </w:rPr>
+        <w:t xml:space="preserve">(locked 2026-05-12):</w:t>
+      </w:r>
+      <w:r>
+        <w:t xml:space="preserve"> </w:t>
+      </w:r>
+      <w:r>
+        <w:t xml:space="preserve">Wedding coordinators register as a regular vendor under this canonical key and use the same 0022 vendor dashboard as photographers, caterers, and every other category — there is</w:t>
+      </w:r>
+      <w:r>
+        <w:t xml:space="preserve"> </w:t>
+      </w:r>
+      <w:r>
+        <w:rPr>
+          <w:b/>
+          <w:bCs/>
+        </w:rPr>
+        <w:t xml:space="preserve">no separate</w:t>
+      </w:r>
+      <w:r>
+        <w:rPr>
+          <w:b/>
+          <w:bCs/>
+        </w:rPr>
+        <w:t xml:space="preserve"> </w:t>
+      </w:r>
+      <w:r>
+        <w:rPr>
+          <w:b/>
+          <w:bCs/>
+        </w:rPr>
+        <w:t xml:space="preserve">“coordinator”</w:t>
+      </w:r>
+      <w:r>
+        <w:rPr>
+          <w:b/>
+          <w:bCs/>
+        </w:rPr>
+        <w:t xml:space="preserve"> </w:t>
+      </w:r>
+      <w:r>
+        <w:rPr>
+          <w:b/>
+          <w:bCs/>
+        </w:rPr>
         <w:t xml:space="preserve">platform role</w:t>
       </w:r>
       <w:r>
         <w:t xml:space="preserve">. Coordinators receive two special permissions on top of standard vendor capability: (a) per-thread join into customer ↔ vendor chats per 0019 § Coordinator-join flow (the couple invites them into vendor threads as needed) and (b) broadcast access on day-of guest experience surfaces per 0031. Both permissions are scoped to the events that booked them and revoke automatically at event-end + 30 days.</w:t>
       </w:r>
     </w:p>
-    <w:bookmarkEnd w:id="22"/>
-    <w:bookmarkStart w:id="25" w:name="X8225c2e8218a099a530911ef63f8bf940d83259"/>
+    <w:bookmarkEnd w:id="23"/>
+    <w:bookmarkStart w:id="26" w:name="X8225c2e8218a099a530911ef63f8bf940d83259"/>
     <w:p>
       <w:pPr>
         <w:pStyle w:val="Heading3"/>
@@ -2939,7 +3027,7 @@
       <w:r>
         <w:t xml:space="preserve"> </w:t>
       </w:r>
-      <w:hyperlink r:id="rId23">
+      <w:hyperlink r:id="rId24">
         <w:r>
           <w:rPr>
             <w:rStyle w:val="VerbatimChar"/>
@@ -2953,7 +3041,7 @@
       <w:r>
         <w:t xml:space="preserve"> </w:t>
       </w:r>
-      <w:hyperlink r:id="rId24">
+      <w:hyperlink r:id="rId25">
         <w:r>
           <w:rPr>
             <w:rStyle w:val="VerbatimChar"/>
@@ -3047,8 +3135,8 @@
         <w:t xml:space="preserve">(the couple’s per-event vendor list), as a pragmatic categorization that doesn’t need to mirror every marketplace facet.</w:t>
       </w:r>
     </w:p>
-    <w:bookmarkEnd w:id="25"/>
-    <w:bookmarkStart w:id="26" w:name="event_vendor_relationships-table"/>
+    <w:bookmarkEnd w:id="26"/>
+    <w:bookmarkStart w:id="27" w:name="event_vendor_relationships-table"/>
     <w:p>
       <w:pPr>
         <w:pStyle w:val="Heading3"/>
@@ -3866,8 +3954,8 @@
         <w:t xml:space="preserve"> event_vendor_relationships (marketplace_vendor_id);</w:t>
       </w:r>
     </w:p>
-    <w:bookmarkEnd w:id="26"/>
-    <w:bookmarkStart w:id="27" w:name="X0a9aafec4322183066c0f91b4824d7765961b9d"/>
+    <w:bookmarkEnd w:id="27"/>
+    <w:bookmarkStart w:id="28" w:name="X0a9aafec4322183066c0f91b4824d7765961b9d"/>
     <w:p>
       <w:pPr>
         <w:pStyle w:val="Heading3"/>
@@ -4585,8 +4673,8 @@
         <w:t xml:space="preserve">defaults TRUE; vendors can opt out of crew meal billing if they bring their own crew meals or the service has no on-site crew (e.g., invitation printing).</w:t>
       </w:r>
     </w:p>
-    <w:bookmarkEnd w:id="27"/>
-    <w:bookmarkStart w:id="28" w:name="Xd256b197d03ad49d93bf798306af9b0516fff77"/>
+    <w:bookmarkEnd w:id="28"/>
+    <w:bookmarkStart w:id="29" w:name="Xd256b197d03ad49d93bf798306af9b0516fff77"/>
     <w:p>
       <w:pPr>
         <w:pStyle w:val="Heading3"/>
@@ -4858,8 +4946,8 @@
         <w:t xml:space="preserve">);</w:t>
       </w:r>
     </w:p>
-    <w:bookmarkEnd w:id="28"/>
-    <w:bookmarkStart w:id="29" w:name="X68fbc0784be445d3f65ae6d281ee1f2cd2084bb"/>
+    <w:bookmarkEnd w:id="29"/>
+    <w:bookmarkStart w:id="30" w:name="X68fbc0784be445d3f65ae6d281ee1f2cd2084bb"/>
     <w:p>
       <w:pPr>
         <w:pStyle w:val="Heading3"/>
@@ -5190,8 +5278,8 @@
         <w:t xml:space="preserve">);</w:t>
       </w:r>
     </w:p>
-    <w:bookmarkEnd w:id="29"/>
-    <w:bookmarkStart w:id="30" w:name="X5eda2d22a964245b07e01cd5c8bc995f120442c"/>
+    <w:bookmarkEnd w:id="30"/>
+    <w:bookmarkStart w:id="31" w:name="X5eda2d22a964245b07e01cd5c8bc995f120442c"/>
     <w:p>
       <w:pPr>
         <w:pStyle w:val="Heading3"/>
@@ -5502,8 +5590,8 @@
         <w:t xml:space="preserve">);</w:t>
       </w:r>
     </w:p>
-    <w:bookmarkEnd w:id="30"/>
-    <w:bookmarkStart w:id="31" w:name="X358fb2f82ca8b6ebc1b5fce6c31bec79b8655ab"/>
+    <w:bookmarkEnd w:id="31"/>
+    <w:bookmarkStart w:id="32" w:name="X358fb2f82ca8b6ebc1b5fce6c31bec79b8655ab"/>
     <w:p>
       <w:pPr>
         <w:pStyle w:val="Heading3"/>
@@ -6111,8 +6199,8 @@
         <w:t xml:space="preserve">;</w:t>
       </w:r>
     </w:p>
-    <w:bookmarkEnd w:id="31"/>
-    <w:bookmarkStart w:id="32" w:name="X7c2b17711a8a97b0e798731674674d188bd797e"/>
+    <w:bookmarkEnd w:id="32"/>
+    <w:bookmarkStart w:id="33" w:name="X7c2b17711a8a97b0e798731674674d188bd797e"/>
     <w:p>
       <w:pPr>
         <w:pStyle w:val="Heading3"/>
@@ -6697,8 +6785,8 @@
         <w:t xml:space="preserve"> (relationship_id);</w:t>
       </w:r>
     </w:p>
-    <w:bookmarkEnd w:id="32"/>
-    <w:bookmarkStart w:id="33" w:name="Xe4667386c7c4dda45f8cd820cbe620e835cbbd0"/>
+    <w:bookmarkEnd w:id="33"/>
+    <w:bookmarkStart w:id="34" w:name="Xe4667386c7c4dda45f8cd820cbe620e835cbbd0"/>
     <w:p>
       <w:pPr>
         <w:pStyle w:val="Heading3"/>
@@ -7704,8 +7792,8 @@
         <w:t xml:space="preserve">, but the column lets Din writes coexist with legacy couple-encoded rows once the vendor app ships. No data migration is required when Din launches.</w:t>
       </w:r>
     </w:p>
-    <w:bookmarkEnd w:id="33"/>
-    <w:bookmarkStart w:id="34" w:name="vendor_contracts-uploaded-contract-files"/>
+    <w:bookmarkEnd w:id="34"/>
+    <w:bookmarkStart w:id="35" w:name="vendor_contracts-uploaded-contract-files"/>
     <w:p>
       <w:pPr>
         <w:pStyle w:val="Heading3"/>
@@ -8117,8 +8205,8 @@
         <w:t xml:space="preserve">R2 retention: 5 years post-event, mirroring photographer industry norm and Personal Reels storage policy.</w:t>
       </w:r>
     </w:p>
-    <w:bookmarkEnd w:id="34"/>
-    <w:bookmarkStart w:id="35" w:name="X420113ef103b31314b14a877bb56e433f63f644"/>
+    <w:bookmarkEnd w:id="35"/>
+    <w:bookmarkStart w:id="36" w:name="X420113ef103b31314b14a877bb56e433f63f644"/>
     <w:p>
       <w:pPr>
         <w:pStyle w:val="Heading3"/>
@@ -9638,9 +9726,9 @@
         </w:pict>
       </w:r>
     </w:p>
-    <w:bookmarkEnd w:id="35"/>
     <w:bookmarkEnd w:id="36"/>
-    <w:bookmarkStart w:id="39" w:name="computed-derived-values"/>
+    <w:bookmarkEnd w:id="37"/>
+    <w:bookmarkStart w:id="40" w:name="computed-derived-values"/>
     <w:p>
       <w:pPr>
         <w:pStyle w:val="Heading2"/>
@@ -9649,7 +9737,7 @@
         <w:t xml:space="preserve">Computed / derived values</w:t>
       </w:r>
     </w:p>
-    <w:bookmarkStart w:id="37" w:name="per-vendor"/>
+    <w:bookmarkStart w:id="38" w:name="per-vendor"/>
     <w:p>
       <w:pPr>
         <w:pStyle w:val="Heading3"/>
@@ -9871,8 +9959,8 @@
         <w:t xml:space="preserve">on the vendor card and in the drawer header.</w:t>
       </w:r>
     </w:p>
-    <w:bookmarkEnd w:id="37"/>
-    <w:bookmarkStart w:id="38" w:name="per-event-aggregate-vendor-panel-header"/>
+    <w:bookmarkEnd w:id="38"/>
+    <w:bookmarkStart w:id="39" w:name="per-event-aggregate-vendor-panel-header"/>
     <w:p>
       <w:pPr>
         <w:pStyle w:val="Heading3"/>
@@ -10110,9 +10198,9 @@
         </w:pict>
       </w:r>
     </w:p>
-    <w:bookmarkEnd w:id="38"/>
     <w:bookmarkEnd w:id="39"/>
-    <w:bookmarkStart w:id="40" w:name="hybrid-service-taxonomy-ux-rules"/>
+    <w:bookmarkEnd w:id="40"/>
+    <w:bookmarkStart w:id="41" w:name="hybrid-service-taxonomy-ux-rules"/>
     <w:p>
       <w:pPr>
         <w:pStyle w:val="Heading2"/>
@@ -10317,8 +10405,8 @@
         </w:pict>
       </w:r>
     </w:p>
-    <w:bookmarkEnd w:id="40"/>
-    <w:bookmarkStart w:id="41" w:name="payment-milestones-ux-rules"/>
+    <w:bookmarkEnd w:id="41"/>
+    <w:bookmarkStart w:id="42" w:name="payment-milestones-ux-rules"/>
     <w:p>
       <w:pPr>
         <w:pStyle w:val="Heading2"/>
@@ -10526,8 +10614,8 @@
         </w:pict>
       </w:r>
     </w:p>
-    <w:bookmarkEnd w:id="41"/>
-    <w:bookmarkStart w:id="42" w:name="crew-meals-ux-rules"/>
+    <w:bookmarkEnd w:id="42"/>
+    <w:bookmarkStart w:id="43" w:name="crew-meals-ux-rules"/>
     <w:p>
       <w:pPr>
         <w:pStyle w:val="Heading2"/>
@@ -10666,8 +10754,8 @@
         </w:pict>
       </w:r>
     </w:p>
-    <w:bookmarkEnd w:id="42"/>
-    <w:bookmarkStart w:id="43" w:name="meetings-ux-rules"/>
+    <w:bookmarkEnd w:id="43"/>
+    <w:bookmarkStart w:id="44" w:name="meetings-ux-rules"/>
     <w:p>
       <w:pPr>
         <w:pStyle w:val="Heading2"/>
@@ -11206,8 +11294,8 @@
         </w:pict>
       </w:r>
     </w:p>
-    <w:bookmarkEnd w:id="43"/>
-    <w:bookmarkStart w:id="50" w:name="Xd83924166f2bf3788f2b7ec10fde7ff5d563c84"/>
+    <w:bookmarkEnd w:id="44"/>
+    <w:bookmarkStart w:id="51" w:name="Xd83924166f2bf3788f2b7ec10fde7ff5d563c84"/>
     <w:p>
       <w:pPr>
         <w:pStyle w:val="Heading2"/>
@@ -11249,7 +11337,7 @@
         <w:t xml:space="preserve">The action is hidden the moment the relationship is linked to a marketplace vendor (whether via claim, Connect, or marketplace-vendor selection in the original add-vendor flow).</w:t>
       </w:r>
     </w:p>
-    <w:bookmarkStart w:id="44" w:name="Xe8a4c70b8143a91ce4efa8cfd8e75153002f19e"/>
+    <w:bookmarkStart w:id="45" w:name="Xe8a4c70b8143a91ce4efa8cfd8e75153002f19e"/>
     <w:p>
       <w:pPr>
         <w:pStyle w:val="Heading3"/>
@@ -11414,8 +11502,8 @@
         <w:t xml:space="preserve">.</w:t>
       </w:r>
     </w:p>
-    <w:bookmarkEnd w:id="44"/>
-    <w:bookmarkStart w:id="45" w:name="Xcba79d462305dab238a56a31aacc50a2c190206"/>
+    <w:bookmarkEnd w:id="45"/>
+    <w:bookmarkStart w:id="46" w:name="Xcba79d462305dab238a56a31aacc50a2c190206"/>
     <w:p>
       <w:pPr>
         <w:pStyle w:val="Heading3"/>
@@ -11622,8 +11710,8 @@
         <w:t xml:space="preserve">“Connected to {Existing Business Name} — chat is now unlocked.”</w:t>
       </w:r>
     </w:p>
-    <w:bookmarkEnd w:id="45"/>
-    <w:bookmarkStart w:id="46" w:name="status-pill-on-the-relationship-row"/>
+    <w:bookmarkEnd w:id="46"/>
+    <w:bookmarkStart w:id="47" w:name="status-pill-on-the-relationship-row"/>
     <w:p>
       <w:pPr>
         <w:pStyle w:val="Heading3"/>
@@ -12012,8 +12100,8 @@
         <w:t xml:space="preserve">(for Joined).</w:t>
       </w:r>
     </w:p>
-    <w:bookmarkEnd w:id="46"/>
-    <w:bookmarkStart w:id="47" w:name="couple-controls-no-cap-no-cooldown"/>
+    <w:bookmarkEnd w:id="47"/>
+    <w:bookmarkStart w:id="48" w:name="couple-controls-no-cap-no-cooldown"/>
     <w:p>
       <w:pPr>
         <w:pStyle w:val="Heading3"/>
@@ -12030,8 +12118,8 @@
         <w:t xml:space="preserve">Both locked 2026-05-19. Couple may have an unlimited number of pending invites across their event, and may immediately re-invite the same email after a decline / expire / revoke. Deliverability hygiene (rate limits, bounce handling) is enforced at the transactional-email provider layer and never surfaced as a UI restriction.</w:t>
       </w:r>
     </w:p>
-    <w:bookmarkEnd w:id="47"/>
-    <w:bookmarkStart w:id="48" w:name="privacy-on-the-claim-page-identity-only"/>
+    <w:bookmarkEnd w:id="48"/>
+    <w:bookmarkStart w:id="49" w:name="privacy-on-the-claim-page-identity-only"/>
     <w:p>
       <w:pPr>
         <w:pStyle w:val="Heading3"/>
@@ -12136,8 +12224,8 @@
         <w:t xml:space="preserve">.</w:t>
       </w:r>
     </w:p>
-    <w:bookmarkEnd w:id="48"/>
-    <w:bookmarkStart w:id="49" w:name="failure-handling"/>
+    <w:bookmarkEnd w:id="49"/>
+    <w:bookmarkStart w:id="50" w:name="failure-handling"/>
     <w:p>
       <w:pPr>
         <w:pStyle w:val="Heading3"/>
@@ -12317,9 +12405,9 @@
         </w:pict>
       </w:r>
     </w:p>
-    <w:bookmarkEnd w:id="49"/>
     <w:bookmarkEnd w:id="50"/>
-    <w:bookmarkStart w:id="52" w:name="diy-mode-vendor-browse-filter-popup"/>
+    <w:bookmarkEnd w:id="51"/>
+    <w:bookmarkStart w:id="53" w:name="diy-mode-vendor-browse-filter-popup"/>
     <w:p>
       <w:pPr>
         <w:pStyle w:val="Heading2"/>
@@ -12328,7 +12416,7 @@
         <w:t xml:space="preserve">DIY-mode vendor browse — filter popup</w:t>
       </w:r>
     </w:p>
-    <w:bookmarkStart w:id="51" w:name="diy-mode-filter-popup-locked-2026-05-12"/>
+    <w:bookmarkStart w:id="52" w:name="diy-mode-filter-popup-locked-2026-05-12"/>
     <w:p>
       <w:pPr>
         <w:pStyle w:val="Heading3"/>
@@ -12861,9 +12949,9 @@
         </w:pict>
       </w:r>
     </w:p>
-    <w:bookmarkEnd w:id="51"/>
     <w:bookmarkEnd w:id="52"/>
-    <w:bookmarkStart w:id="53" w:name="reviews-schema-locked-2026-05-12"/>
+    <w:bookmarkEnd w:id="53"/>
+    <w:bookmarkStart w:id="54" w:name="reviews-schema-locked-2026-05-12"/>
     <w:p>
       <w:pPr>
         <w:pStyle w:val="Heading2"/>
@@ -16652,8 +16740,8 @@
         </w:pict>
       </w:r>
     </w:p>
-    <w:bookmarkEnd w:id="53"/>
-    <w:bookmarkStart w:id="54" w:name="X0d1752632dffb436fa5d77436b6a863126aa7f1"/>
+    <w:bookmarkEnd w:id="54"/>
+    <w:bookmarkStart w:id="55" w:name="X0d1752632dffb436fa5d77436b6a863126aa7f1"/>
     <w:p>
       <w:pPr>
         <w:pStyle w:val="Heading2"/>
@@ -17177,8 +17265,8 @@
         </w:pict>
       </w:r>
     </w:p>
-    <w:bookmarkEnd w:id="54"/>
-    <w:bookmarkStart w:id="55" w:name="Xc78334ae089ae27bdfde730c25d518c8d1c9b2d"/>
+    <w:bookmarkEnd w:id="55"/>
+    <w:bookmarkStart w:id="56" w:name="Xc78334ae089ae27bdfde730c25d518c8d1c9b2d"/>
     <w:p>
       <w:pPr>
         <w:pStyle w:val="Heading2"/>
@@ -19765,8 +19853,8 @@
         </w:pict>
       </w:r>
     </w:p>
-    <w:bookmarkEnd w:id="55"/>
-    <w:bookmarkStart w:id="56" w:name="Xc0f47d8f9e0127f3548f70baf68c87536625ac0"/>
+    <w:bookmarkEnd w:id="56"/>
+    <w:bookmarkStart w:id="57" w:name="Xc0f47d8f9e0127f3548f70baf68c87536625ac0"/>
     <w:p>
       <w:pPr>
         <w:pStyle w:val="Heading2"/>
@@ -20133,8 +20221,8 @@
         </w:pict>
       </w:r>
     </w:p>
-    <w:bookmarkEnd w:id="56"/>
-    <w:bookmarkStart w:id="57" w:name="privacy-compliance"/>
+    <w:bookmarkEnd w:id="57"/>
+    <w:bookmarkStart w:id="58" w:name="privacy-compliance"/>
     <w:p>
       <w:pPr>
         <w:pStyle w:val="Heading2"/>
@@ -20210,8 +20298,8 @@
         </w:pict>
       </w:r>
     </w:p>
-    <w:bookmarkEnd w:id="57"/>
-    <w:bookmarkStart w:id="64" w:name="X714c90ff4f0da33bd8b56b52324a2ca0911b375"/>
+    <w:bookmarkEnd w:id="58"/>
+    <w:bookmarkStart w:id="65" w:name="X714c90ff4f0da33bd8b56b52324a2ca0911b375"/>
     <w:p>
       <w:pPr>
         <w:pStyle w:val="Heading2"/>
@@ -20228,7 +20316,7 @@
         <w:t xml:space="preserve">The verification flow gates which vendors can offer Setnayan Pay to couples, which can subscribe to Pro Weekly, and which can run paid marketing (Boosted Ads / Sponsored Boost). It is the trust spine of the marketplace.</w:t>
       </w:r>
     </w:p>
-    <w:bookmarkStart w:id="58" w:name="pricing"/>
+    <w:bookmarkStart w:id="59" w:name="pricing"/>
     <w:p>
       <w:pPr>
         <w:pStyle w:val="Heading3"/>
@@ -20450,8 +20538,8 @@
         </w:tc>
       </w:tr>
     </w:tbl>
-    <w:bookmarkEnd w:id="58"/>
-    <w:bookmarkStart w:id="59" w:name="required-documents-all-12-no-exceptions"/>
+    <w:bookmarkEnd w:id="59"/>
+    <w:bookmarkStart w:id="60" w:name="required-documents-all-12-no-exceptions"/>
     <w:p>
       <w:pPr>
         <w:pStyle w:val="Heading3"/>
@@ -20712,8 +20800,8 @@
         <w:t xml:space="preserve">— AMLC watchlist API</w:t>
       </w:r>
     </w:p>
-    <w:bookmarkEnd w:id="59"/>
-    <w:bookmarkStart w:id="60" w:name="category-specific-extras"/>
+    <w:bookmarkEnd w:id="60"/>
+    <w:bookmarkStart w:id="61" w:name="category-specific-extras"/>
     <w:p>
       <w:pPr>
         <w:pStyle w:val="Heading3"/>
@@ -20810,8 +20898,8 @@
         <w:t xml:space="preserve">background check on owner</w:t>
       </w:r>
     </w:p>
-    <w:bookmarkEnd w:id="60"/>
-    <w:bookmarkStart w:id="61" w:name="process"/>
+    <w:bookmarkEnd w:id="61"/>
+    <w:bookmarkStart w:id="62" w:name="process"/>
     <w:p>
       <w:pPr>
         <w:pStyle w:val="Heading3"/>
@@ -20969,8 +21057,8 @@
         <w:t xml:space="preserve">Setnayan admin reviews each application in 0023 Admin Console → Verification Queue surface</w:t>
       </w:r>
     </w:p>
-    <w:bookmarkEnd w:id="61"/>
-    <w:bookmarkStart w:id="62" w:name="tier-perkslimitations-locked"/>
+    <w:bookmarkEnd w:id="62"/>
+    <w:bookmarkStart w:id="63" w:name="tier-perkslimitations-locked"/>
     <w:p>
       <w:pPr>
         <w:pStyle w:val="Heading3"/>
@@ -21235,8 +21323,8 @@
         <w:t xml:space="preserve">No tool access (All Tools Unlock locked at coming_soon — wait, exception: All Tools Unlock is open to ALL paying vendors including coming_soon per 2026-05-16 lock; the other marketing/payment perks remain locked)</w:t>
       </w:r>
     </w:p>
-    <w:bookmarkEnd w:id="62"/>
-    <w:bookmarkStart w:id="63" w:name="schema"/>
+    <w:bookmarkEnd w:id="63"/>
+    <w:bookmarkStart w:id="64" w:name="schema"/>
     <w:p>
       <w:pPr>
         <w:pStyle w:val="Heading3"/>
@@ -21995,9 +22083,9 @@
         </w:pict>
       </w:r>
     </w:p>
-    <w:bookmarkEnd w:id="63"/>
     <w:bookmarkEnd w:id="64"/>
-    <w:bookmarkStart w:id="69" w:name="vendor-payout-model-locked-2026-05-16"/>
+    <w:bookmarkEnd w:id="65"/>
+    <w:bookmarkStart w:id="70" w:name="vendor-payout-model-locked-2026-05-16"/>
     <w:p>
       <w:pPr>
         <w:pStyle w:val="Heading2"/>
@@ -22006,7 +22094,7 @@
         <w:t xml:space="preserve">Vendor Payout model (locked 2026-05-16)</w:t>
       </w:r>
     </w:p>
-    <w:bookmarkStart w:id="65" w:name="verified-vendors-immediate-full-payout"/>
+    <w:bookmarkStart w:id="66" w:name="verified-vendors-immediate-full-payout"/>
     <w:p>
       <w:pPr>
         <w:pStyle w:val="Heading3"/>
@@ -22079,8 +22167,8 @@
         <w:t xml:space="preserve">BIR Form 2307 issued quarterly to vendor (creditable against vendor’s own income tax)</w:t>
       </w:r>
     </w:p>
-    <w:bookmarkEnd w:id="65"/>
-    <w:bookmarkStart w:id="66" w:name="X2ee8468690b1cd80269e46aa12ea0f5806ea7d5"/>
+    <w:bookmarkEnd w:id="66"/>
+    <w:bookmarkStart w:id="67" w:name="X2ee8468690b1cd80269e46aa12ea0f5806ea7d5"/>
     <w:p>
       <w:pPr>
         <w:pStyle w:val="Heading3"/>
@@ -22290,8 +22378,8 @@
         </w:tc>
       </w:tr>
     </w:tbl>
-    <w:bookmarkEnd w:id="66"/>
-    <w:bookmarkStart w:id="67" w:name="demote-to-coming_soon-trigger"/>
+    <w:bookmarkEnd w:id="67"/>
+    <w:bookmarkStart w:id="68" w:name="demote-to-coming_soon-trigger"/>
     <w:p>
       <w:pPr>
         <w:pStyle w:val="Heading3"/>
@@ -22420,8 +22508,8 @@
         <w:t xml:space="preserve">Email + in-app notification to vendor with re-verification fee (₱2,500) and link to apply</w:t>
       </w:r>
     </w:p>
-    <w:bookmarkEnd w:id="67"/>
-    <w:bookmarkStart w:id="68" w:name="X5e515f9771d12e12e422ad4a98fb14826905e18"/>
+    <w:bookmarkEnd w:id="68"/>
+    <w:bookmarkStart w:id="69" w:name="X5e515f9771d12e12e422ad4a98fb14826905e18"/>
     <w:p>
       <w:pPr>
         <w:pStyle w:val="Heading3"/>
@@ -22866,9 +22954,9 @@
         </w:pict>
       </w:r>
     </w:p>
-    <w:bookmarkEnd w:id="68"/>
     <w:bookmarkEnd w:id="69"/>
-    <w:bookmarkStart w:id="70" w:name="whats-not-in-v1-dont-backdoor-in"/>
+    <w:bookmarkEnd w:id="70"/>
+    <w:bookmarkStart w:id="71" w:name="whats-not-in-v1-dont-backdoor-in"/>
     <w:p>
       <w:pPr>
         <w:pStyle w:val="Heading2"/>
@@ -22986,8 +23074,8 @@
         </w:pict>
       </w:r>
     </w:p>
-    <w:bookmarkEnd w:id="70"/>
-    <w:bookmarkStart w:id="75" w:name="X6aa2a909d6007e1741b46c65a3fc459a0f9ed90"/>
+    <w:bookmarkEnd w:id="71"/>
+    <w:bookmarkStart w:id="76" w:name="X6aa2a909d6007e1741b46c65a3fc459a0f9ed90"/>
     <w:p>
       <w:pPr>
         <w:pStyle w:val="Heading2"/>
@@ -23063,7 +23151,7 @@
         <w:t xml:space="preserve">.</w:t>
       </w:r>
     </w:p>
-    <w:bookmarkStart w:id="71" w:name="schema-1"/>
+    <w:bookmarkStart w:id="72" w:name="schema-1"/>
     <w:p>
       <w:pPr>
         <w:pStyle w:val="Heading3"/>
@@ -23258,8 +23346,8 @@
         <w:t xml:space="preserve">decision in 0034).</w:t>
       </w:r>
     </w:p>
-    <w:bookmarkEnd w:id="71"/>
-    <w:bookmarkStart w:id="72" w:name="X797559cae5093f210eeb3393f5ad8452a7424fc"/>
+    <w:bookmarkEnd w:id="72"/>
+    <w:bookmarkStart w:id="73" w:name="X797559cae5093f210eeb3393f5ad8452a7424fc"/>
     <w:p>
       <w:pPr>
         <w:pStyle w:val="Heading3"/>
@@ -23394,8 +23482,8 @@
         <w:t xml:space="preserve">, and apply only to NEW cart_items snapshotted after the change.</w:t>
       </w:r>
     </w:p>
-    <w:bookmarkEnd w:id="72"/>
-    <w:bookmarkStart w:id="73" w:name="customer-side-surface"/>
+    <w:bookmarkEnd w:id="73"/>
+    <w:bookmarkStart w:id="74" w:name="customer-side-surface"/>
     <w:p>
       <w:pPr>
         <w:pStyle w:val="Heading3"/>
@@ -23549,8 +23637,8 @@
         <w:t xml:space="preserve">in muted text. Customer still sees a clear line item but understands the math.</w:t>
       </w:r>
     </w:p>
-    <w:bookmarkEnd w:id="73"/>
-    <w:bookmarkStart w:id="74" w:name="Xb5e239aeadeaa6bab08d3327529bd085891f4ab"/>
+    <w:bookmarkEnd w:id="74"/>
+    <w:bookmarkStart w:id="75" w:name="Xb5e239aeadeaa6bab08d3327529bd085891f4ab"/>
     <w:p>
       <w:pPr>
         <w:pStyle w:val="Heading3"/>
@@ -23609,9 +23697,9 @@
         <w:t xml:space="preserve">page.</w:t>
       </w:r>
     </w:p>
-    <w:bookmarkEnd w:id="74"/>
     <w:bookmarkEnd w:id="75"/>
-    <w:bookmarkStart w:id="76" w:name="acceptance-criteria"/>
+    <w:bookmarkEnd w:id="76"/>
+    <w:bookmarkStart w:id="77" w:name="acceptance-criteria"/>
     <w:p>
       <w:pPr>
         <w:pStyle w:val="Heading2"/>
@@ -24301,8 +24389,8 @@
         </w:pict>
       </w:r>
     </w:p>
-    <w:bookmarkEnd w:id="76"/>
-    <w:bookmarkStart w:id="80" w:name="decision-log-this-iteration"/>
+    <w:bookmarkEnd w:id="77"/>
+    <w:bookmarkStart w:id="81" w:name="decision-log-this-iteration"/>
     <w:p>
       <w:pPr>
         <w:pStyle w:val="Heading2"/>
@@ -25783,7 +25871,7 @@
             <w:r>
               <w:t xml:space="preserve"> </w:t>
             </w:r>
-            <w:hyperlink r:id="rId24">
+            <w:hyperlink r:id="rId25">
               <w:r>
                 <w:rPr>
                   <w:rStyle w:val="Hyperlink"/>
@@ -25797,7 +25885,7 @@
             <w:r>
               <w:t xml:space="preserve"> </w:t>
             </w:r>
-            <w:hyperlink r:id="rId77">
+            <w:hyperlink r:id="rId78">
               <w:r>
                 <w:rPr>
                   <w:rStyle w:val="Hyperlink"/>
@@ -25811,7 +25899,7 @@
             <w:r>
               <w:t xml:space="preserve"> </w:t>
             </w:r>
-            <w:hyperlink r:id="rId78">
+            <w:hyperlink r:id="rId79">
               <w:r>
                 <w:rPr>
                   <w:rStyle w:val="Hyperlink"/>
@@ -25894,7 +25982,7 @@
             <w:r>
               <w:t xml:space="preserve"> </w:t>
             </w:r>
-            <w:hyperlink r:id="rId24">
+            <w:hyperlink r:id="rId25">
               <w:r>
                 <w:rPr>
                   <w:rStyle w:val="Hyperlink"/>
@@ -25922,7 +26010,7 @@
             <w:r>
               <w:t xml:space="preserve"> </w:t>
             </w:r>
-            <w:hyperlink r:id="rId79">
+            <w:hyperlink r:id="rId80">
               <w:r>
                 <w:rPr>
                   <w:rStyle w:val="Hyperlink"/>
@@ -26437,8 +26525,8 @@
         </w:pict>
       </w:r>
     </w:p>
-    <w:bookmarkEnd w:id="80"/>
-    <w:bookmarkStart w:id="81" w:name="companion-documents"/>
+    <w:bookmarkEnd w:id="81"/>
+    <w:bookmarkStart w:id="82" w:name="companion-documents"/>
     <w:p>
       <w:pPr>
         <w:pStyle w:val="Heading2"/>
@@ -26538,8 +26626,8 @@
         </w:pict>
       </w:r>
     </w:p>
-    <w:bookmarkEnd w:id="81"/>
-    <w:bookmarkStart w:id="82" w:name="offline-behavior"/>
+    <w:bookmarkEnd w:id="82"/>
+    <w:bookmarkStart w:id="83" w:name="offline-behavior"/>
     <w:p>
       <w:pPr>
         <w:pStyle w:val="Heading2"/>
@@ -26556,8 +26644,8 @@
         <w:t xml:space="preserve">Pre-event use only — vendor management is desktop/mobile-web planning UI, not event-day. Standard offline rules apply: form drafts persist in IndexedDB; reads cache for view-time offline access; writes queue and replay when connection returns. Contract uploads require online.</w:t>
       </w:r>
     </w:p>
-    <w:bookmarkEnd w:id="82"/>
     <w:bookmarkEnd w:id="83"/>
+    <w:bookmarkEnd w:id="84"/>
     <w:sectPr>
       <w:footnotePr>
         <w:numRestart w:val="eachSect"/>

--- a/0006_vendors_management/0006_vendors_management.docx
+++ b/0006_vendors_management/0006_vendors_management.docx
@@ -2,13 +2,318 @@
 <file path=word/document.xml><?xml version="1.0" encoding="utf-8"?>
 <w:document xmlns:w="http://schemas.openxmlformats.org/wordprocessingml/2006/main" xmlns:m="http://schemas.openxmlformats.org/officeDocument/2006/math" xmlns:r="http://schemas.openxmlformats.org/officeDocument/2006/relationships" xmlns:o="urn:schemas-microsoft-com:office:office" xmlns:v="urn:schemas-microsoft-com:vml" xmlns:w10="urn:schemas-microsoft-com:office:word" xmlns:a="http://schemas.openxmlformats.org/drawingml/2006/main" xmlns:pic="http://schemas.openxmlformats.org/drawingml/2006/picture" xmlns:wp="http://schemas.openxmlformats.org/drawingml/2006/wordprocessingDrawing">
   <w:body>
-    <w:bookmarkStart w:id="86" w:name="vendors-management"/>
+    <w:bookmarkStart w:id="87" w:name="vendors-management"/>
     <w:p>
       <w:pPr>
         <w:pStyle w:val="Heading1"/>
       </w:pPr>
       <w:r>
         <w:t xml:space="preserve">0006 — Vendors Management</w:t>
+      </w:r>
+    </w:p>
+    <w:p>
+      <w:pPr>
+        <w:pStyle w:val="Heading2"/>
+      </w:pPr>
+      <w:bookmarkStart w:id="9" w:name="X15fe45fd35a3898cec2809a953f74255a18bbe7"/>
+      <w:r>
+        <w:t xml:space="preserve">WARNING: AS-BUILT CORRECTION — 2026-06-07 (reconciled to live site + origin/main @ 34347c3c)</w:t>
+      </w:r>
+      <w:bookmarkEnd w:id="9"/>
+    </w:p>
+    <w:p>
+      <w:pPr>
+        <w:pStyle w:val="BlockText"/>
+      </w:pPr>
+      <w:r>
+        <w:rPr>
+          <w:b/>
+          <w:bCs/>
+        </w:rPr>
+        <w:t xml:space="preserve">This spec is HISTORICAL.</w:t>
+      </w:r>
+      <w:r>
+        <w:t xml:space="preserve"> </w:t>
+      </w:r>
+      <w:r>
+        <w:t xml:space="preserve">Authoritative current state = the live site (www.setnayan.com) + shipped code +</w:t>
+      </w:r>
+      <w:r>
+        <w:t xml:space="preserve"> </w:t>
+      </w:r>
+      <w:r>
+        <w:rPr>
+          <w:rStyle w:val="VerbatimChar"/>
+        </w:rPr>
+        <w:t xml:space="preserve">AS_BUILT_GROUND_TRUTH_2026-06-07.md</w:t>
+      </w:r>
+      <w:r>
+        <w:t xml:space="preserve">. Deltas vs what actually shipped:</w:t>
+      </w:r>
+      <w:r>
+        <w:t xml:space="preserve"> </w:t>
+      </w:r>
+      <w:r>
+        <w:t xml:space="preserve">-</w:t>
+      </w:r>
+      <w:r>
+        <w:t xml:space="preserve"> </w:t>
+      </w:r>
+      <w:r>
+        <w:rPr>
+          <w:b/>
+          <w:bCs/>
+        </w:rPr>
+        <w:t xml:space="preserve">“No vendor app, no vendor self-input, every vendor row manually encoded by the couple”</w:t>
+      </w:r>
+      <w:r>
+        <w:rPr>
+          <w:b/>
+          <w:bCs/>
+        </w:rPr>
+        <w:t xml:space="preserve"> </w:t>
+      </w:r>
+      <w:r>
+        <w:rPr>
+          <w:b/>
+          <w:bCs/>
+        </w:rPr>
+        <w:t xml:space="preserve">is RETIRED.</w:t>
+      </w:r>
+      <w:r>
+        <w:t xml:space="preserve"> </w:t>
+      </w:r>
+      <w:r>
+        <w:t xml:space="preserve">A full vendor self-service dashboard shipped at</w:t>
+      </w:r>
+      <w:r>
+        <w:t xml:space="preserve"> </w:t>
+      </w:r>
+      <w:r>
+        <w:rPr>
+          <w:rStyle w:val="VerbatimChar"/>
+        </w:rPr>
+        <w:t xml:space="preserve">/vendor-dashboard</w:t>
+      </w:r>
+      <w:r>
+        <w:t xml:space="preserve"> </w:t>
+      </w:r>
+      <w:r>
+        <w:t xml:space="preserve">(~24 routes), and the couple’s Vendors tab (</w:t>
+      </w:r>
+      <w:r>
+        <w:rPr>
+          <w:rStyle w:val="VerbatimChar"/>
+        </w:rPr>
+        <w:t xml:space="preserve">/dashboard/[eventId]/vendors</w:t>
+      </w:r>
+      <w:r>
+        <w:t xml:space="preserve">) shipped as a</w:t>
+      </w:r>
+      <w:r>
+        <w:t xml:space="preserve"> </w:t>
+      </w:r>
+      <w:r>
+        <w:rPr>
+          <w:b/>
+          <w:bCs/>
+        </w:rPr>
+        <w:t xml:space="preserve">Plan + Budget Accordion marketplace surface</w:t>
+      </w:r>
+      <w:r>
+        <w:t xml:space="preserve"> </w:t>
+      </w:r>
+      <w:r>
+        <w:t xml:space="preserve">(shortlist + per-category picks across the 10 taxonomy folders, 6-dimension matching,</w:t>
+      </w:r>
+      <w:r>
+        <w:t xml:space="preserve"> </w:t>
+      </w:r>
+      <w:r>
+        <w:t xml:space="preserve">“% match”</w:t>
+      </w:r>
+      <w:r>
+        <w:t xml:space="preserve"> </w:t>
+      </w:r>
+      <w:r>
+        <w:t xml:space="preserve">pills), not the flat couple-encoded registry described below.</w:t>
+      </w:r>
+      <w:r>
+        <w:t xml:space="preserve"> </w:t>
+      </w:r>
+      <w:r>
+        <w:t xml:space="preserve">-</w:t>
+      </w:r>
+      <w:r>
+        <w:t xml:space="preserve"> </w:t>
+      </w:r>
+      <w:r>
+        <w:rPr>
+          <w:b/>
+          <w:bCs/>
+        </w:rPr>
+        <w:t xml:space="preserve">Commission is 0% (</w:t>
+      </w:r>
+      <w:r>
+        <w:rPr>
+          <w:b/>
+          <w:bCs/>
+        </w:rPr>
+        <w:t xml:space="preserve">“0% commission, ever”</w:t>
+      </w:r>
+      <w:r>
+        <w:rPr>
+          <w:b/>
+          <w:bCs/>
+        </w:rPr>
+        <w:t xml:space="preserve">) and vendor↔customer money is OFF-PLATFORM (RA 11967).</w:t>
+      </w:r>
+      <w:r>
+        <w:t xml:space="preserve"> </w:t>
+      </w:r>
+      <w:r>
+        <w:t xml:space="preserve">Every reference here to</w:t>
+      </w:r>
+      <w:r>
+        <w:t xml:space="preserve"> </w:t>
+      </w:r>
+      <w:r>
+        <w:t xml:space="preserve">“settled</w:t>
+      </w:r>
+      <w:r>
+        <w:t xml:space="preserve"> </w:t>
+      </w:r>
+      <w:r>
+        <w:rPr>
+          <w:b/>
+          <w:bCs/>
+        </w:rPr>
+        <w:t xml:space="preserve">Setnayan Pay</w:t>
+      </w:r>
+      <w:r>
+        <w:t xml:space="preserve"> </w:t>
+      </w:r>
+      <w:r>
+        <w:t xml:space="preserve">orders”</w:t>
+      </w:r>
+      <w:r>
+        <w:t xml:space="preserve"> </w:t>
+      </w:r>
+      <w:r>
+        <w:t xml:space="preserve">— including the TIER-1 verified-booking branch of the venue master-QR scan — is built on a premise that no longer holds; Setnayan never sits between vendor and couple at checkout. The editorial-credit verification machinery that keys off a settled Setnayan-Pay transaction is unbuilt/historical.</w:t>
+      </w:r>
+      <w:r>
+        <w:t xml:space="preserve"> </w:t>
+      </w:r>
+      <w:r>
+        <w:t xml:space="preserve">-</w:t>
+      </w:r>
+      <w:r>
+        <w:t xml:space="preserve"> </w:t>
+      </w:r>
+      <w:r>
+        <w:rPr>
+          <w:b/>
+          <w:bCs/>
+        </w:rPr>
+        <w:t xml:space="preserve">The vendor token economy is LIVE</w:t>
+      </w:r>
+      <w:r>
+        <w:t xml:space="preserve"> </w:t>
+      </w:r>
+      <w:r>
+        <w:t xml:space="preserve">(bidding tokens, burn-on-answer wired PR #1057, 100 free founder tokens) — distinct from the retired customer wallet (0003), which this spec already notes is</w:t>
+      </w:r>
+      <w:r>
+        <w:t xml:space="preserve"> </w:t>
+      </w:r>
+      <w:r>
+        <w:t xml:space="preserve">“explicitly NOT used here.”</w:t>
+      </w:r>
+      <w:r>
+        <w:t xml:space="preserve"> </w:t>
+      </w:r>
+      <w:r>
+        <w:t xml:space="preserve">-</w:t>
+      </w:r>
+      <w:r>
+        <w:t xml:space="preserve"> </w:t>
+      </w:r>
+      <w:r>
+        <w:rPr>
+          <w:b/>
+          <w:bCs/>
+        </w:rPr>
+        <w:t xml:space="preserve">Vendor tiers shipped as Free / Pro ₱2,499-28d / Enterprise ₱5,499-28d</w:t>
+      </w:r>
+      <w:r>
+        <w:t xml:space="preserve"> </w:t>
+      </w:r>
+      <w:r>
+        <w:t xml:space="preserve">(+ Additional Branch ₱999, Verification badge ₱1,499). Any</w:t>
+      </w:r>
+      <w:r>
+        <w:t xml:space="preserve"> </w:t>
+      </w:r>
+      <w:r>
+        <w:t xml:space="preserve">“Vendor Pro Weekly”</w:t>
+      </w:r>
+      <w:r>
+        <w:t xml:space="preserve"> </w:t>
+      </w:r>
+      <w:r>
+        <w:t xml:space="preserve">/</w:t>
+      </w:r>
+      <w:r>
+        <w:t xml:space="preserve"> </w:t>
+      </w:r>
+      <w:r>
+        <w:t xml:space="preserve">“₱499-wk”</w:t>
+      </w:r>
+      <w:r>
+        <w:t xml:space="preserve"> </w:t>
+      </w:r>
+      <w:r>
+        <w:t xml:space="preserve">references are stale price history — live wins.</w:t>
+      </w:r>
+      <w:r>
+        <w:t xml:space="preserve"> </w:t>
+      </w:r>
+      <w:r>
+        <w:t xml:space="preserve">- The</w:t>
+      </w:r>
+      <w:r>
+        <w:t xml:space="preserve"> </w:t>
+      </w:r>
+      <w:r>
+        <w:rPr>
+          <w:rStyle w:val="VerbatimChar"/>
+        </w:rPr>
+        <w:t xml:space="preserve">vendor_invites</w:t>
+      </w:r>
+      <w:r>
+        <w:t xml:space="preserve"> </w:t>
+      </w:r>
+      <w:r>
+        <w:t xml:space="preserve">claim-token flow and the per-event vendor registry data model broadly persist; the marketplace + vendor-dashboard layer was added on top.</w:t>
+      </w:r>
+    </w:p>
+    <w:p>
+      <w:pPr>
+        <w:pStyle w:val="BlockText"/>
+      </w:pPr>
+      <w:r>
+        <w:t xml:space="preserve">When this body disagrees with the above,</w:t>
+      </w:r>
+      <w:r>
+        <w:t xml:space="preserve"> </w:t>
+      </w:r>
+      <w:r>
+        <w:rPr>
+          <w:b/>
+          <w:bCs/>
+        </w:rPr>
+        <w:t xml:space="preserve">the above wins.</w:t>
       </w:r>
     </w:p>
     <w:p>
@@ -150,7 +455,7 @@
         </w:pict>
       </w:r>
     </w:p>
-    <w:bookmarkStart w:id="9" w:name="what-this-iteration-builds"/>
+    <w:bookmarkStart w:id="10" w:name="what-this-iteration-builds"/>
     <w:p>
       <w:pPr>
         <w:pStyle w:val="Heading2"/>
@@ -460,8 +765,8 @@
         </w:pict>
       </w:r>
     </w:p>
-    <w:bookmarkEnd w:id="9"/>
-    <w:bookmarkStart w:id="10" w:name="visual-reference-canonical"/>
+    <w:bookmarkEnd w:id="10"/>
+    <w:bookmarkStart w:id="11" w:name="visual-reference-canonical"/>
     <w:p>
       <w:pPr>
         <w:pStyle w:val="Heading2"/>
@@ -610,8 +915,8 @@
         </w:pict>
       </w:r>
     </w:p>
-    <w:bookmarkEnd w:id="10"/>
-    <w:bookmarkStart w:id="11" w:name="stack-conventions"/>
+    <w:bookmarkEnd w:id="11"/>
+    <w:bookmarkStart w:id="12" w:name="stack-conventions"/>
     <w:p>
       <w:pPr>
         <w:pStyle w:val="Heading2"/>
@@ -803,8 +1108,8 @@
         </w:pict>
       </w:r>
     </w:p>
-    <w:bookmarkEnd w:id="11"/>
-    <w:bookmarkStart w:id="12" w:name="route"/>
+    <w:bookmarkEnd w:id="12"/>
+    <w:bookmarkStart w:id="13" w:name="route"/>
     <w:p>
       <w:pPr>
         <w:pStyle w:val="Heading2"/>
@@ -858,8 +1163,8 @@
         </w:pict>
       </w:r>
     </w:p>
-    <w:bookmarkEnd w:id="12"/>
-    <w:bookmarkStart w:id="21" w:name="Xda4a8d206d184911bfd04250787a86e563dab50"/>
+    <w:bookmarkEnd w:id="13"/>
+    <w:bookmarkStart w:id="22" w:name="Xda4a8d206d184911bfd04250787a86e563dab50"/>
     <w:p>
       <w:pPr>
         <w:pStyle w:val="Heading2"/>
@@ -924,7 +1229,7 @@
       <w:r>
         <w:t xml:space="preserve"> </w:t>
       </w:r>
-      <w:hyperlink r:id="rId13">
+      <w:hyperlink r:id="rId14">
         <w:r>
           <w:rPr>
             <w:rStyle w:val="Hyperlink"/>
@@ -978,7 +1283,7 @@
       <w:r>
         <w:t xml:space="preserve"> </w:t>
       </w:r>
-      <w:hyperlink r:id="rId13">
+      <w:hyperlink r:id="rId14">
         <w:r>
           <w:rPr>
             <w:rStyle w:val="Hyperlink"/>
@@ -990,7 +1295,7 @@
         <w:t xml:space="preserve">. This section owns the schema + the vendor-side UX contract; 0002 owns the cross-iteration framing.</w:t>
       </w:r>
     </w:p>
-    <w:bookmarkStart w:id="14" w:name="scan-time-branch-tier-1-tier-2"/>
+    <w:bookmarkStart w:id="15" w:name="scan-time-branch-tier-1-tier-2"/>
     <w:p>
       <w:pPr>
         <w:pStyle w:val="Heading3"/>
@@ -1442,8 +1747,8 @@
         </w:tc>
       </w:tr>
     </w:tbl>
-    <w:bookmarkEnd w:id="14"/>
-    <w:bookmarkStart w:id="16" w:name="schema-additions"/>
+    <w:bookmarkEnd w:id="15"/>
+    <w:bookmarkStart w:id="17" w:name="schema-additions"/>
     <w:p>
       <w:pPr>
         <w:pStyle w:val="Heading3"/>
@@ -1655,7 +1960,7 @@
       <w:r>
         <w:t xml:space="preserve"> </w:t>
       </w:r>
-      <w:hyperlink r:id="rId15">
+      <w:hyperlink r:id="rId16">
         <w:r>
           <w:rPr>
             <w:rStyle w:val="Hyperlink"/>
@@ -1911,8 +2216,8 @@
         <w:t xml:space="preserve">gives the moderation pipeline a higher base auto-approval probability — being physically at the venue at event-time is a strong signal of legitimacy.</w:t>
       </w:r>
     </w:p>
-    <w:bookmarkEnd w:id="16"/>
-    <w:bookmarkStart w:id="17" w:name="X6e14417b5bcc54adba3ad3f53b1e46fc0d0572b"/>
+    <w:bookmarkEnd w:id="17"/>
+    <w:bookmarkStart w:id="18" w:name="X6e14417b5bcc54adba3ad3f53b1e46fc0d0572b"/>
     <w:p>
       <w:pPr>
         <w:pStyle w:val="Heading3"/>
@@ -2104,8 +2409,8 @@
         <w:t xml:space="preserve">flag for the moderation queue.</w:t>
       </w:r>
     </w:p>
-    <w:bookmarkEnd w:id="17"/>
-    <w:bookmarkStart w:id="20" w:name="cross-iteration-touches"/>
+    <w:bookmarkEnd w:id="18"/>
+    <w:bookmarkStart w:id="21" w:name="cross-iteration-touches"/>
     <w:p>
       <w:pPr>
         <w:pStyle w:val="Heading3"/>
@@ -2122,7 +2427,7 @@
           <w:numId w:val="1005"/>
         </w:numPr>
       </w:pPr>
-      <w:hyperlink r:id="rId13">
+      <w:hyperlink r:id="rId14">
         <w:r>
           <w:rPr>
             <w:rStyle w:val="Hyperlink"/>
@@ -2147,7 +2452,7 @@
           <w:numId w:val="1005"/>
         </w:numPr>
       </w:pPr>
-      <w:hyperlink r:id="rId18">
+      <w:hyperlink r:id="rId19">
         <w:r>
           <w:rPr>
             <w:rStyle w:val="Hyperlink"/>
@@ -2172,7 +2477,7 @@
           <w:numId w:val="1005"/>
         </w:numPr>
       </w:pPr>
-      <w:hyperlink r:id="rId19">
+      <w:hyperlink r:id="rId20">
         <w:r>
           <w:rPr>
             <w:rStyle w:val="Hyperlink"/>
@@ -2197,7 +2502,7 @@
           <w:numId w:val="1005"/>
         </w:numPr>
       </w:pPr>
-      <w:hyperlink r:id="rId15">
+      <w:hyperlink r:id="rId16">
         <w:r>
           <w:rPr>
             <w:rStyle w:val="Hyperlink"/>
@@ -2236,9 +2541,9 @@
         </w:pict>
       </w:r>
     </w:p>
-    <w:bookmarkEnd w:id="20"/>
     <w:bookmarkEnd w:id="21"/>
-    <w:bookmarkStart w:id="37" w:name="data-model"/>
+    <w:bookmarkEnd w:id="22"/>
+    <w:bookmarkStart w:id="38" w:name="data-model"/>
     <w:p>
       <w:pPr>
         <w:pStyle w:val="Heading2"/>
@@ -2247,7 +2552,7 @@
         <w:t xml:space="preserve">Data model</w:t>
       </w:r>
     </w:p>
-    <w:bookmarkStart w:id="23" w:name="canonical_services-hardcoded-enum"/>
+    <w:bookmarkStart w:id="24" w:name="canonical_services-hardcoded-enum"/>
     <w:p>
       <w:pPr>
         <w:pStyle w:val="Heading3"/>
@@ -2651,7 +2956,7 @@
       <w:r>
         <w:t xml:space="preserve"> </w:t>
       </w:r>
-      <w:hyperlink r:id="rId22">
+      <w:hyperlink r:id="rId23">
         <w:r>
           <w:rPr>
             <w:rStyle w:val="Hyperlink"/>
@@ -2751,8 +3056,8 @@
         <w:t xml:space="preserve">. Coordinators receive two special permissions on top of standard vendor capability: (a) per-thread join into customer ↔ vendor chats per 0019 § Coordinator-join flow (the couple invites them into vendor threads as needed) and (b) broadcast access on day-of guest experience surfaces per 0031. Both permissions are scoped to the events that booked them and revoke automatically at event-end + 30 days.</w:t>
       </w:r>
     </w:p>
-    <w:bookmarkEnd w:id="23"/>
-    <w:bookmarkStart w:id="26" w:name="X8225c2e8218a099a530911ef63f8bf940d83259"/>
+    <w:bookmarkEnd w:id="24"/>
+    <w:bookmarkStart w:id="27" w:name="X8225c2e8218a099a530911ef63f8bf940d83259"/>
     <w:p>
       <w:pPr>
         <w:pStyle w:val="Heading3"/>
@@ -3027,7 +3332,7 @@
       <w:r>
         <w:t xml:space="preserve"> </w:t>
       </w:r>
-      <w:hyperlink r:id="rId24">
+      <w:hyperlink r:id="rId25">
         <w:r>
           <w:rPr>
             <w:rStyle w:val="VerbatimChar"/>
@@ -3041,7 +3346,7 @@
       <w:r>
         <w:t xml:space="preserve"> </w:t>
       </w:r>
-      <w:hyperlink r:id="rId25">
+      <w:hyperlink r:id="rId26">
         <w:r>
           <w:rPr>
             <w:rStyle w:val="VerbatimChar"/>
@@ -3135,8 +3440,8 @@
         <w:t xml:space="preserve">(the couple’s per-event vendor list), as a pragmatic categorization that doesn’t need to mirror every marketplace facet.</w:t>
       </w:r>
     </w:p>
-    <w:bookmarkEnd w:id="26"/>
-    <w:bookmarkStart w:id="27" w:name="event_vendor_relationships-table"/>
+    <w:bookmarkEnd w:id="27"/>
+    <w:bookmarkStart w:id="28" w:name="event_vendor_relationships-table"/>
     <w:p>
       <w:pPr>
         <w:pStyle w:val="Heading3"/>
@@ -3954,8 +4259,8 @@
         <w:t xml:space="preserve"> event_vendor_relationships (marketplace_vendor_id);</w:t>
       </w:r>
     </w:p>
-    <w:bookmarkEnd w:id="27"/>
-    <w:bookmarkStart w:id="28" w:name="X0a9aafec4322183066c0f91b4824d7765961b9d"/>
+    <w:bookmarkEnd w:id="28"/>
+    <w:bookmarkStart w:id="29" w:name="X0a9aafec4322183066c0f91b4824d7765961b9d"/>
     <w:p>
       <w:pPr>
         <w:pStyle w:val="Heading3"/>
@@ -4673,8 +4978,8 @@
         <w:t xml:space="preserve">defaults TRUE; vendors can opt out of crew meal billing if they bring their own crew meals or the service has no on-site crew (e.g., invitation printing).</w:t>
       </w:r>
     </w:p>
-    <w:bookmarkEnd w:id="28"/>
-    <w:bookmarkStart w:id="29" w:name="Xd256b197d03ad49d93bf798306af9b0516fff77"/>
+    <w:bookmarkEnd w:id="29"/>
+    <w:bookmarkStart w:id="30" w:name="Xd256b197d03ad49d93bf798306af9b0516fff77"/>
     <w:p>
       <w:pPr>
         <w:pStyle w:val="Heading3"/>
@@ -4946,8 +5251,8 @@
         <w:t xml:space="preserve">);</w:t>
       </w:r>
     </w:p>
-    <w:bookmarkEnd w:id="29"/>
-    <w:bookmarkStart w:id="30" w:name="X68fbc0784be445d3f65ae6d281ee1f2cd2084bb"/>
+    <w:bookmarkEnd w:id="30"/>
+    <w:bookmarkStart w:id="31" w:name="X68fbc0784be445d3f65ae6d281ee1f2cd2084bb"/>
     <w:p>
       <w:pPr>
         <w:pStyle w:val="Heading3"/>
@@ -5278,8 +5583,8 @@
         <w:t xml:space="preserve">);</w:t>
       </w:r>
     </w:p>
-    <w:bookmarkEnd w:id="30"/>
-    <w:bookmarkStart w:id="31" w:name="X5eda2d22a964245b07e01cd5c8bc995f120442c"/>
+    <w:bookmarkEnd w:id="31"/>
+    <w:bookmarkStart w:id="32" w:name="X5eda2d22a964245b07e01cd5c8bc995f120442c"/>
     <w:p>
       <w:pPr>
         <w:pStyle w:val="Heading3"/>
@@ -5590,8 +5895,8 @@
         <w:t xml:space="preserve">);</w:t>
       </w:r>
     </w:p>
-    <w:bookmarkEnd w:id="31"/>
-    <w:bookmarkStart w:id="32" w:name="X358fb2f82ca8b6ebc1b5fce6c31bec79b8655ab"/>
+    <w:bookmarkEnd w:id="32"/>
+    <w:bookmarkStart w:id="33" w:name="X358fb2f82ca8b6ebc1b5fce6c31bec79b8655ab"/>
     <w:p>
       <w:pPr>
         <w:pStyle w:val="Heading3"/>
@@ -6199,8 +6504,8 @@
         <w:t xml:space="preserve">;</w:t>
       </w:r>
     </w:p>
-    <w:bookmarkEnd w:id="32"/>
-    <w:bookmarkStart w:id="33" w:name="X7c2b17711a8a97b0e798731674674d188bd797e"/>
+    <w:bookmarkEnd w:id="33"/>
+    <w:bookmarkStart w:id="34" w:name="X7c2b17711a8a97b0e798731674674d188bd797e"/>
     <w:p>
       <w:pPr>
         <w:pStyle w:val="Heading3"/>
@@ -6785,8 +7090,8 @@
         <w:t xml:space="preserve"> (relationship_id);</w:t>
       </w:r>
     </w:p>
-    <w:bookmarkEnd w:id="33"/>
-    <w:bookmarkStart w:id="34" w:name="Xe4667386c7c4dda45f8cd820cbe620e835cbbd0"/>
+    <w:bookmarkEnd w:id="34"/>
+    <w:bookmarkStart w:id="35" w:name="Xe4667386c7c4dda45f8cd820cbe620e835cbbd0"/>
     <w:p>
       <w:pPr>
         <w:pStyle w:val="Heading3"/>
@@ -7792,8 +8097,8 @@
         <w:t xml:space="preserve">, but the column lets Din writes coexist with legacy couple-encoded rows once the vendor app ships. No data migration is required when Din launches.</w:t>
       </w:r>
     </w:p>
-    <w:bookmarkEnd w:id="34"/>
-    <w:bookmarkStart w:id="35" w:name="vendor_contracts-uploaded-contract-files"/>
+    <w:bookmarkEnd w:id="35"/>
+    <w:bookmarkStart w:id="36" w:name="vendor_contracts-uploaded-contract-files"/>
     <w:p>
       <w:pPr>
         <w:pStyle w:val="Heading3"/>
@@ -8205,8 +8510,8 @@
         <w:t xml:space="preserve">R2 retention: 5 years post-event, mirroring photographer industry norm and Personal Reels storage policy.</w:t>
       </w:r>
     </w:p>
-    <w:bookmarkEnd w:id="35"/>
-    <w:bookmarkStart w:id="36" w:name="X420113ef103b31314b14a877bb56e433f63f644"/>
+    <w:bookmarkEnd w:id="36"/>
+    <w:bookmarkStart w:id="37" w:name="X420113ef103b31314b14a877bb56e433f63f644"/>
     <w:p>
       <w:pPr>
         <w:pStyle w:val="Heading3"/>
@@ -9726,9 +10031,9 @@
         </w:pict>
       </w:r>
     </w:p>
-    <w:bookmarkEnd w:id="36"/>
     <w:bookmarkEnd w:id="37"/>
-    <w:bookmarkStart w:id="40" w:name="computed-derived-values"/>
+    <w:bookmarkEnd w:id="38"/>
+    <w:bookmarkStart w:id="41" w:name="computed-derived-values"/>
     <w:p>
       <w:pPr>
         <w:pStyle w:val="Heading2"/>
@@ -9737,7 +10042,7 @@
         <w:t xml:space="preserve">Computed / derived values</w:t>
       </w:r>
     </w:p>
-    <w:bookmarkStart w:id="38" w:name="per-vendor"/>
+    <w:bookmarkStart w:id="39" w:name="per-vendor"/>
     <w:p>
       <w:pPr>
         <w:pStyle w:val="Heading3"/>
@@ -9959,8 +10264,8 @@
         <w:t xml:space="preserve">on the vendor card and in the drawer header.</w:t>
       </w:r>
     </w:p>
-    <w:bookmarkEnd w:id="38"/>
-    <w:bookmarkStart w:id="39" w:name="per-event-aggregate-vendor-panel-header"/>
+    <w:bookmarkEnd w:id="39"/>
+    <w:bookmarkStart w:id="40" w:name="per-event-aggregate-vendor-panel-header"/>
     <w:p>
       <w:pPr>
         <w:pStyle w:val="Heading3"/>
@@ -10198,9 +10503,9 @@
         </w:pict>
       </w:r>
     </w:p>
-    <w:bookmarkEnd w:id="39"/>
     <w:bookmarkEnd w:id="40"/>
-    <w:bookmarkStart w:id="41" w:name="hybrid-service-taxonomy-ux-rules"/>
+    <w:bookmarkEnd w:id="41"/>
+    <w:bookmarkStart w:id="42" w:name="hybrid-service-taxonomy-ux-rules"/>
     <w:p>
       <w:pPr>
         <w:pStyle w:val="Heading2"/>
@@ -10405,8 +10710,8 @@
         </w:pict>
       </w:r>
     </w:p>
-    <w:bookmarkEnd w:id="41"/>
-    <w:bookmarkStart w:id="42" w:name="payment-milestones-ux-rules"/>
+    <w:bookmarkEnd w:id="42"/>
+    <w:bookmarkStart w:id="43" w:name="payment-milestones-ux-rules"/>
     <w:p>
       <w:pPr>
         <w:pStyle w:val="Heading2"/>
@@ -10614,8 +10919,8 @@
         </w:pict>
       </w:r>
     </w:p>
-    <w:bookmarkEnd w:id="42"/>
-    <w:bookmarkStart w:id="43" w:name="crew-meals-ux-rules"/>
+    <w:bookmarkEnd w:id="43"/>
+    <w:bookmarkStart w:id="44" w:name="crew-meals-ux-rules"/>
     <w:p>
       <w:pPr>
         <w:pStyle w:val="Heading2"/>
@@ -10754,8 +11059,8 @@
         </w:pict>
       </w:r>
     </w:p>
-    <w:bookmarkEnd w:id="43"/>
-    <w:bookmarkStart w:id="44" w:name="meetings-ux-rules"/>
+    <w:bookmarkEnd w:id="44"/>
+    <w:bookmarkStart w:id="45" w:name="meetings-ux-rules"/>
     <w:p>
       <w:pPr>
         <w:pStyle w:val="Heading2"/>
@@ -11294,8 +11599,8 @@
         </w:pict>
       </w:r>
     </w:p>
-    <w:bookmarkEnd w:id="44"/>
-    <w:bookmarkStart w:id="51" w:name="Xd83924166f2bf3788f2b7ec10fde7ff5d563c84"/>
+    <w:bookmarkEnd w:id="45"/>
+    <w:bookmarkStart w:id="52" w:name="Xd83924166f2bf3788f2b7ec10fde7ff5d563c84"/>
     <w:p>
       <w:pPr>
         <w:pStyle w:val="Heading2"/>
@@ -11337,7 +11642,7 @@
         <w:t xml:space="preserve">The action is hidden the moment the relationship is linked to a marketplace vendor (whether via claim, Connect, or marketplace-vendor selection in the original add-vendor flow).</w:t>
       </w:r>
     </w:p>
-    <w:bookmarkStart w:id="45" w:name="Xe8a4c70b8143a91ce4efa8cfd8e75153002f19e"/>
+    <w:bookmarkStart w:id="46" w:name="Xe8a4c70b8143a91ce4efa8cfd8e75153002f19e"/>
     <w:p>
       <w:pPr>
         <w:pStyle w:val="Heading3"/>
@@ -11502,8 +11807,8 @@
         <w:t xml:space="preserve">.</w:t>
       </w:r>
     </w:p>
-    <w:bookmarkEnd w:id="45"/>
-    <w:bookmarkStart w:id="46" w:name="Xcba79d462305dab238a56a31aacc50a2c190206"/>
+    <w:bookmarkEnd w:id="46"/>
+    <w:bookmarkStart w:id="47" w:name="Xcba79d462305dab238a56a31aacc50a2c190206"/>
     <w:p>
       <w:pPr>
         <w:pStyle w:val="Heading3"/>
@@ -11710,8 +12015,8 @@
         <w:t xml:space="preserve">“Connected to {Existing Business Name} — chat is now unlocked.”</w:t>
       </w:r>
     </w:p>
-    <w:bookmarkEnd w:id="46"/>
-    <w:bookmarkStart w:id="47" w:name="status-pill-on-the-relationship-row"/>
+    <w:bookmarkEnd w:id="47"/>
+    <w:bookmarkStart w:id="48" w:name="status-pill-on-the-relationship-row"/>
     <w:p>
       <w:pPr>
         <w:pStyle w:val="Heading3"/>
@@ -12100,8 +12405,8 @@
         <w:t xml:space="preserve">(for Joined).</w:t>
       </w:r>
     </w:p>
-    <w:bookmarkEnd w:id="47"/>
-    <w:bookmarkStart w:id="48" w:name="couple-controls-no-cap-no-cooldown"/>
+    <w:bookmarkEnd w:id="48"/>
+    <w:bookmarkStart w:id="49" w:name="couple-controls-no-cap-no-cooldown"/>
     <w:p>
       <w:pPr>
         <w:pStyle w:val="Heading3"/>
@@ -12118,8 +12423,8 @@
         <w:t xml:space="preserve">Both locked 2026-05-19. Couple may have an unlimited number of pending invites across their event, and may immediately re-invite the same email after a decline / expire / revoke. Deliverability hygiene (rate limits, bounce handling) is enforced at the transactional-email provider layer and never surfaced as a UI restriction.</w:t>
       </w:r>
     </w:p>
-    <w:bookmarkEnd w:id="48"/>
-    <w:bookmarkStart w:id="49" w:name="privacy-on-the-claim-page-identity-only"/>
+    <w:bookmarkEnd w:id="49"/>
+    <w:bookmarkStart w:id="50" w:name="privacy-on-the-claim-page-identity-only"/>
     <w:p>
       <w:pPr>
         <w:pStyle w:val="Heading3"/>
@@ -12224,8 +12529,8 @@
         <w:t xml:space="preserve">.</w:t>
       </w:r>
     </w:p>
-    <w:bookmarkEnd w:id="49"/>
-    <w:bookmarkStart w:id="50" w:name="failure-handling"/>
+    <w:bookmarkEnd w:id="50"/>
+    <w:bookmarkStart w:id="51" w:name="failure-handling"/>
     <w:p>
       <w:pPr>
         <w:pStyle w:val="Heading3"/>
@@ -12405,9 +12710,9 @@
         </w:pict>
       </w:r>
     </w:p>
-    <w:bookmarkEnd w:id="50"/>
     <w:bookmarkEnd w:id="51"/>
-    <w:bookmarkStart w:id="54" w:name="diy-mode-vendor-browse-filter-popup"/>
+    <w:bookmarkEnd w:id="52"/>
+    <w:bookmarkStart w:id="55" w:name="diy-mode-vendor-browse-filter-popup"/>
     <w:p>
       <w:pPr>
         <w:pStyle w:val="Heading2"/>
@@ -12416,7 +12721,7 @@
         <w:t xml:space="preserve">DIY-mode vendor browse — filter popup</w:t>
       </w:r>
     </w:p>
-    <w:bookmarkStart w:id="53" w:name="diy-mode-filter-popup-locked-2026-05-12"/>
+    <w:bookmarkStart w:id="54" w:name="diy-mode-filter-popup-locked-2026-05-12"/>
     <w:p>
       <w:pPr>
         <w:pStyle w:val="Heading3"/>
@@ -12718,7 +13023,7 @@
       <w:r>
         <w:t xml:space="preserve"> </w:t>
       </w:r>
-      <w:hyperlink r:id="rId52">
+      <w:hyperlink r:id="rId53">
         <w:r>
           <w:rPr>
             <w:rStyle w:val="Hyperlink"/>
@@ -13065,9 +13370,9 @@
         </w:pict>
       </w:r>
     </w:p>
-    <w:bookmarkEnd w:id="53"/>
     <w:bookmarkEnd w:id="54"/>
-    <w:bookmarkStart w:id="55" w:name="reviews-schema-locked-2026-05-12"/>
+    <w:bookmarkEnd w:id="55"/>
+    <w:bookmarkStart w:id="56" w:name="reviews-schema-locked-2026-05-12"/>
     <w:p>
       <w:pPr>
         <w:pStyle w:val="Heading2"/>
@@ -16856,8 +17161,8 @@
         </w:pict>
       </w:r>
     </w:p>
-    <w:bookmarkEnd w:id="55"/>
-    <w:bookmarkStart w:id="56" w:name="X0d1752632dffb436fa5d77436b6a863126aa7f1"/>
+    <w:bookmarkEnd w:id="56"/>
+    <w:bookmarkStart w:id="57" w:name="X0d1752632dffb436fa5d77436b6a863126aa7f1"/>
     <w:p>
       <w:pPr>
         <w:pStyle w:val="Heading2"/>
@@ -17381,8 +17686,8 @@
         </w:pict>
       </w:r>
     </w:p>
-    <w:bookmarkEnd w:id="56"/>
-    <w:bookmarkStart w:id="57" w:name="Xc78334ae089ae27bdfde730c25d518c8d1c9b2d"/>
+    <w:bookmarkEnd w:id="57"/>
+    <w:bookmarkStart w:id="58" w:name="Xc78334ae089ae27bdfde730c25d518c8d1c9b2d"/>
     <w:p>
       <w:pPr>
         <w:pStyle w:val="Heading2"/>
@@ -19969,8 +20274,8 @@
         </w:pict>
       </w:r>
     </w:p>
-    <w:bookmarkEnd w:id="57"/>
-    <w:bookmarkStart w:id="58" w:name="Xc0f47d8f9e0127f3548f70baf68c87536625ac0"/>
+    <w:bookmarkEnd w:id="58"/>
+    <w:bookmarkStart w:id="59" w:name="Xc0f47d8f9e0127f3548f70baf68c87536625ac0"/>
     <w:p>
       <w:pPr>
         <w:pStyle w:val="Heading2"/>
@@ -20337,8 +20642,8 @@
         </w:pict>
       </w:r>
     </w:p>
-    <w:bookmarkEnd w:id="58"/>
-    <w:bookmarkStart w:id="59" w:name="privacy-compliance"/>
+    <w:bookmarkEnd w:id="59"/>
+    <w:bookmarkStart w:id="60" w:name="privacy-compliance"/>
     <w:p>
       <w:pPr>
         <w:pStyle w:val="Heading2"/>
@@ -20414,8 +20719,8 @@
         </w:pict>
       </w:r>
     </w:p>
-    <w:bookmarkEnd w:id="59"/>
-    <w:bookmarkStart w:id="66" w:name="X714c90ff4f0da33bd8b56b52324a2ca0911b375"/>
+    <w:bookmarkEnd w:id="60"/>
+    <w:bookmarkStart w:id="67" w:name="X714c90ff4f0da33bd8b56b52324a2ca0911b375"/>
     <w:p>
       <w:pPr>
         <w:pStyle w:val="Heading2"/>
@@ -20432,7 +20737,7 @@
         <w:t xml:space="preserve">The verification flow gates which vendors can offer Setnayan Pay to couples, which can subscribe to Pro Weekly, and which can run paid marketing (Boosted Ads / Sponsored Boost). It is the trust spine of the marketplace.</w:t>
       </w:r>
     </w:p>
-    <w:bookmarkStart w:id="60" w:name="pricing"/>
+    <w:bookmarkStart w:id="61" w:name="pricing"/>
     <w:p>
       <w:pPr>
         <w:pStyle w:val="Heading3"/>
@@ -20654,8 +20959,8 @@
         </w:tc>
       </w:tr>
     </w:tbl>
-    <w:bookmarkEnd w:id="60"/>
-    <w:bookmarkStart w:id="61" w:name="required-documents-all-12-no-exceptions"/>
+    <w:bookmarkEnd w:id="61"/>
+    <w:bookmarkStart w:id="62" w:name="required-documents-all-12-no-exceptions"/>
     <w:p>
       <w:pPr>
         <w:pStyle w:val="Heading3"/>
@@ -20916,8 +21221,8 @@
         <w:t xml:space="preserve">— AMLC watchlist API</w:t>
       </w:r>
     </w:p>
-    <w:bookmarkEnd w:id="61"/>
-    <w:bookmarkStart w:id="62" w:name="category-specific-extras"/>
+    <w:bookmarkEnd w:id="62"/>
+    <w:bookmarkStart w:id="63" w:name="category-specific-extras"/>
     <w:p>
       <w:pPr>
         <w:pStyle w:val="Heading3"/>
@@ -21014,8 +21319,8 @@
         <w:t xml:space="preserve">background check on owner</w:t>
       </w:r>
     </w:p>
-    <w:bookmarkEnd w:id="62"/>
-    <w:bookmarkStart w:id="63" w:name="process"/>
+    <w:bookmarkEnd w:id="63"/>
+    <w:bookmarkStart w:id="64" w:name="process"/>
     <w:p>
       <w:pPr>
         <w:pStyle w:val="Heading3"/>
@@ -21173,8 +21478,8 @@
         <w:t xml:space="preserve">Setnayan admin reviews each application in 0023 Admin Console → Verification Queue surface</w:t>
       </w:r>
     </w:p>
-    <w:bookmarkEnd w:id="63"/>
-    <w:bookmarkStart w:id="64" w:name="tier-perkslimitations-locked"/>
+    <w:bookmarkEnd w:id="64"/>
+    <w:bookmarkStart w:id="65" w:name="tier-perkslimitations-locked"/>
     <w:p>
       <w:pPr>
         <w:pStyle w:val="Heading3"/>
@@ -21439,8 +21744,8 @@
         <w:t xml:space="preserve">No tool access (All Tools Unlock locked at coming_soon — wait, exception: All Tools Unlock is open to ALL paying vendors including coming_soon per 2026-05-16 lock; the other marketing/payment perks remain locked)</w:t>
       </w:r>
     </w:p>
-    <w:bookmarkEnd w:id="64"/>
-    <w:bookmarkStart w:id="65" w:name="schema"/>
+    <w:bookmarkEnd w:id="65"/>
+    <w:bookmarkStart w:id="66" w:name="schema"/>
     <w:p>
       <w:pPr>
         <w:pStyle w:val="Heading3"/>
@@ -22199,9 +22504,9 @@
         </w:pict>
       </w:r>
     </w:p>
-    <w:bookmarkEnd w:id="65"/>
     <w:bookmarkEnd w:id="66"/>
-    <w:bookmarkStart w:id="71" w:name="vendor-payout-model-locked-2026-05-16"/>
+    <w:bookmarkEnd w:id="67"/>
+    <w:bookmarkStart w:id="72" w:name="vendor-payout-model-locked-2026-05-16"/>
     <w:p>
       <w:pPr>
         <w:pStyle w:val="Heading2"/>
@@ -22210,7 +22515,7 @@
         <w:t xml:space="preserve">Vendor Payout model (locked 2026-05-16)</w:t>
       </w:r>
     </w:p>
-    <w:bookmarkStart w:id="67" w:name="verified-vendors-immediate-full-payout"/>
+    <w:bookmarkStart w:id="68" w:name="verified-vendors-immediate-full-payout"/>
     <w:p>
       <w:pPr>
         <w:pStyle w:val="Heading3"/>
@@ -22283,8 +22588,8 @@
         <w:t xml:space="preserve">BIR Form 2307 issued quarterly to vendor (creditable against vendor’s own income tax)</w:t>
       </w:r>
     </w:p>
-    <w:bookmarkEnd w:id="67"/>
-    <w:bookmarkStart w:id="68" w:name="X2ee8468690b1cd80269e46aa12ea0f5806ea7d5"/>
+    <w:bookmarkEnd w:id="68"/>
+    <w:bookmarkStart w:id="69" w:name="X2ee8468690b1cd80269e46aa12ea0f5806ea7d5"/>
     <w:p>
       <w:pPr>
         <w:pStyle w:val="Heading3"/>
@@ -22494,8 +22799,8 @@
         </w:tc>
       </w:tr>
     </w:tbl>
-    <w:bookmarkEnd w:id="68"/>
-    <w:bookmarkStart w:id="69" w:name="demote-to-coming_soon-trigger"/>
+    <w:bookmarkEnd w:id="69"/>
+    <w:bookmarkStart w:id="70" w:name="demote-to-coming_soon-trigger"/>
     <w:p>
       <w:pPr>
         <w:pStyle w:val="Heading3"/>
@@ -22624,8 +22929,8 @@
         <w:t xml:space="preserve">Email + in-app notification to vendor with re-verification fee (₱2,500) and link to apply</w:t>
       </w:r>
     </w:p>
-    <w:bookmarkEnd w:id="69"/>
-    <w:bookmarkStart w:id="70" w:name="X5e515f9771d12e12e422ad4a98fb14826905e18"/>
+    <w:bookmarkEnd w:id="70"/>
+    <w:bookmarkStart w:id="71" w:name="X5e515f9771d12e12e422ad4a98fb14826905e18"/>
     <w:p>
       <w:pPr>
         <w:pStyle w:val="Heading3"/>
@@ -23070,9 +23375,9 @@
         </w:pict>
       </w:r>
     </w:p>
-    <w:bookmarkEnd w:id="70"/>
     <w:bookmarkEnd w:id="71"/>
-    <w:bookmarkStart w:id="72" w:name="whats-not-in-v1-dont-backdoor-in"/>
+    <w:bookmarkEnd w:id="72"/>
+    <w:bookmarkStart w:id="73" w:name="whats-not-in-v1-dont-backdoor-in"/>
     <w:p>
       <w:pPr>
         <w:pStyle w:val="Heading2"/>
@@ -23190,8 +23495,8 @@
         </w:pict>
       </w:r>
     </w:p>
-    <w:bookmarkEnd w:id="72"/>
-    <w:bookmarkStart w:id="77" w:name="X6aa2a909d6007e1741b46c65a3fc459a0f9ed90"/>
+    <w:bookmarkEnd w:id="73"/>
+    <w:bookmarkStart w:id="78" w:name="X6aa2a909d6007e1741b46c65a3fc459a0f9ed90"/>
     <w:p>
       <w:pPr>
         <w:pStyle w:val="Heading2"/>
@@ -23267,7 +23572,7 @@
         <w:t xml:space="preserve">.</w:t>
       </w:r>
     </w:p>
-    <w:bookmarkStart w:id="73" w:name="schema-1"/>
+    <w:bookmarkStart w:id="74" w:name="schema-1"/>
     <w:p>
       <w:pPr>
         <w:pStyle w:val="Heading3"/>
@@ -23462,8 +23767,8 @@
         <w:t xml:space="preserve">decision in 0034).</w:t>
       </w:r>
     </w:p>
-    <w:bookmarkEnd w:id="73"/>
-    <w:bookmarkStart w:id="74" w:name="X797559cae5093f210eeb3393f5ad8452a7424fc"/>
+    <w:bookmarkEnd w:id="74"/>
+    <w:bookmarkStart w:id="75" w:name="X797559cae5093f210eeb3393f5ad8452a7424fc"/>
     <w:p>
       <w:pPr>
         <w:pStyle w:val="Heading3"/>
@@ -23598,8 +23903,8 @@
         <w:t xml:space="preserve">, and apply only to NEW cart_items snapshotted after the change.</w:t>
       </w:r>
     </w:p>
-    <w:bookmarkEnd w:id="74"/>
-    <w:bookmarkStart w:id="75" w:name="customer-side-surface"/>
+    <w:bookmarkEnd w:id="75"/>
+    <w:bookmarkStart w:id="76" w:name="customer-side-surface"/>
     <w:p>
       <w:pPr>
         <w:pStyle w:val="Heading3"/>
@@ -23753,8 +24058,8 @@
         <w:t xml:space="preserve">in muted text. Customer still sees a clear line item but understands the math.</w:t>
       </w:r>
     </w:p>
-    <w:bookmarkEnd w:id="75"/>
-    <w:bookmarkStart w:id="76" w:name="Xb5e239aeadeaa6bab08d3327529bd085891f4ab"/>
+    <w:bookmarkEnd w:id="76"/>
+    <w:bookmarkStart w:id="77" w:name="Xb5e239aeadeaa6bab08d3327529bd085891f4ab"/>
     <w:p>
       <w:pPr>
         <w:pStyle w:val="Heading3"/>
@@ -23813,9 +24118,9 @@
         <w:t xml:space="preserve">page.</w:t>
       </w:r>
     </w:p>
-    <w:bookmarkEnd w:id="76"/>
     <w:bookmarkEnd w:id="77"/>
-    <w:bookmarkStart w:id="78" w:name="X73f67316f556b1012896e1ede6a40b48e3fe652"/>
+    <w:bookmarkEnd w:id="78"/>
+    <w:bookmarkStart w:id="79" w:name="X73f67316f556b1012896e1ede6a40b48e3fe652"/>
     <w:p>
       <w:pPr>
         <w:pStyle w:val="Heading2"/>
@@ -24238,8 +24543,8 @@
         <w:t xml:space="preserve">— not duplicated here.</w:t>
       </w:r>
     </w:p>
-    <w:bookmarkEnd w:id="78"/>
-    <w:bookmarkStart w:id="79" w:name="acceptance-criteria"/>
+    <w:bookmarkEnd w:id="79"/>
+    <w:bookmarkStart w:id="80" w:name="acceptance-criteria"/>
     <w:p>
       <w:pPr>
         <w:pStyle w:val="Heading2"/>
@@ -24929,8 +25234,8 @@
         </w:pict>
       </w:r>
     </w:p>
-    <w:bookmarkEnd w:id="79"/>
-    <w:bookmarkStart w:id="83" w:name="decision-log-this-iteration"/>
+    <w:bookmarkEnd w:id="80"/>
+    <w:bookmarkStart w:id="84" w:name="decision-log-this-iteration"/>
     <w:p>
       <w:pPr>
         <w:pStyle w:val="Heading2"/>
@@ -26411,7 +26716,7 @@
             <w:r>
               <w:t xml:space="preserve"> </w:t>
             </w:r>
-            <w:hyperlink r:id="rId25">
+            <w:hyperlink r:id="rId26">
               <w:r>
                 <w:rPr>
                   <w:rStyle w:val="Hyperlink"/>
@@ -26425,7 +26730,7 @@
             <w:r>
               <w:t xml:space="preserve"> </w:t>
             </w:r>
-            <w:hyperlink r:id="rId80">
+            <w:hyperlink r:id="rId81">
               <w:r>
                 <w:rPr>
                   <w:rStyle w:val="Hyperlink"/>
@@ -26439,7 +26744,7 @@
             <w:r>
               <w:t xml:space="preserve"> </w:t>
             </w:r>
-            <w:hyperlink r:id="rId81">
+            <w:hyperlink r:id="rId82">
               <w:r>
                 <w:rPr>
                   <w:rStyle w:val="Hyperlink"/>
@@ -26522,7 +26827,7 @@
             <w:r>
               <w:t xml:space="preserve"> </w:t>
             </w:r>
-            <w:hyperlink r:id="rId25">
+            <w:hyperlink r:id="rId26">
               <w:r>
                 <w:rPr>
                   <w:rStyle w:val="Hyperlink"/>
@@ -26550,7 +26855,7 @@
             <w:r>
               <w:t xml:space="preserve"> </w:t>
             </w:r>
-            <w:hyperlink r:id="rId82">
+            <w:hyperlink r:id="rId83">
               <w:r>
                 <w:rPr>
                   <w:rStyle w:val="Hyperlink"/>
@@ -27065,8 +27370,8 @@
         </w:pict>
       </w:r>
     </w:p>
-    <w:bookmarkEnd w:id="83"/>
-    <w:bookmarkStart w:id="84" w:name="companion-documents"/>
+    <w:bookmarkEnd w:id="84"/>
+    <w:bookmarkStart w:id="85" w:name="companion-documents"/>
     <w:p>
       <w:pPr>
         <w:pStyle w:val="Heading2"/>
@@ -27166,8 +27471,8 @@
         </w:pict>
       </w:r>
     </w:p>
-    <w:bookmarkEnd w:id="84"/>
-    <w:bookmarkStart w:id="85" w:name="offline-behavior"/>
+    <w:bookmarkEnd w:id="85"/>
+    <w:bookmarkStart w:id="86" w:name="offline-behavior"/>
     <w:p>
       <w:pPr>
         <w:pStyle w:val="Heading2"/>
@@ -27184,8 +27489,8 @@
         <w:t xml:space="preserve">Pre-event use only — vendor management is desktop/mobile-web planning UI, not event-day. Standard offline rules apply: form drafts persist in IndexedDB; reads cache for view-time offline access; writes queue and replay when connection returns. Contract uploads require online.</w:t>
       </w:r>
     </w:p>
-    <w:bookmarkEnd w:id="85"/>
     <w:bookmarkEnd w:id="86"/>
+    <w:bookmarkEnd w:id="87"/>
     <w:sectPr>
       <w:footnotePr>
         <w:numRestart w:val="eachSect"/>
